--- a/report-templates/Faction Tuned/1._iSec_INT_EXTNWPT_Template_Faction.docx
+++ b/report-templates/Faction Tuned/1._iSec_INT_EXTNWPT_Template_Faction.docx
@@ -4130,7 +4130,7 @@
     </w:p>
     <w:tbl>
       <w:tblPr>
-        <w:tblStyle w:val="TableGridLight"/>
+        <w:tblStyle w:val="TableGrid"/>
         <w:tblW w:w="5000" w:type="pct"/>
         <w:tblBorders>
           <w:top w:val="single" w:sz="4" w:space="0" w:color="BFBFBF"/>
@@ -4447,7 +4447,7 @@
     </w:p>
     <w:tbl>
       <w:tblPr>
-        <w:tblStyle w:val="TableGridLight"/>
+        <w:tblStyle w:val="TableGrid"/>
         <w:tblW w:w="5000" w:type="pct"/>
         <w:tblBorders>
           <w:top w:val="single" w:sz="4" w:space="0" w:color="BFBFBF"/>
@@ -4685,7 +4685,7 @@
     </w:p>
     <w:tbl>
       <w:tblPr>
-        <w:tblStyle w:val="TableGridLight"/>
+        <w:tblStyle w:val="TableGrid"/>
         <w:tblW w:w="5000" w:type="pct"/>
         <w:tblBorders>
           <w:top w:val="single" w:sz="4" w:space="0" w:color="BFBFBF"/>
@@ -10535,7 +10535,7 @@
     </w:p>
     <w:tbl>
       <w:tblPr>
-        <w:tblStyle w:val="TableGridLight"/>
+        <w:tblStyle w:val="TableGrid"/>
         <w:tblW w:w="5000" w:type="pct"/>
         <w:tblBorders>
           <w:top w:val="single" w:sz="4" w:space="0" w:color="BFBFBF"/>
@@ -11337,7 +11337,7 @@
     </w:p>
     <w:tbl>
       <w:tblPr>
-        <w:tblStyle w:val="TableGridLight"/>
+        <w:tblStyle w:val="TableGrid"/>
         <w:tblW w:w="10450" w:type="dxa"/>
         <w:tblBorders>
           <w:top w:val="single" w:sz="4" w:space="0" w:color="BFBFBF"/>
@@ -11391,6 +11391,12 @@
         <w:tc>
           <w:tcPr>
             <w:tcW w:w="2612" w:type="dxa"/>
+            <w:tcBorders>
+              <w:top w:val="single" w:sz="4" w:space="0" w:color="BFBFBF"/>
+              <w:left w:val="single" w:sz="4" w:space="0" w:color="BFBFBF"/>
+              <w:bottom w:val="single" w:sz="4" w:space="0" w:color="BFBFBF"/>
+              <w:right w:val="single" w:sz="4" w:space="0" w:color="BFBFBF"/>
+            </w:tcBorders>
             <w:vAlign w:val="top"/>
           </w:tcPr>
           <w:p>
@@ -11402,6 +11408,12 @@
         <w:tc>
           <w:tcPr>
             <w:tcW w:w="2612" w:type="dxa"/>
+            <w:tcBorders>
+              <w:top w:val="single" w:sz="4" w:space="0" w:color="BFBFBF"/>
+              <w:left w:val="single" w:sz="4" w:space="0" w:color="BFBFBF"/>
+              <w:bottom w:val="single" w:sz="4" w:space="0" w:color="BFBFBF"/>
+              <w:right w:val="single" w:sz="4" w:space="0" w:color="BFBFBF"/>
+            </w:tcBorders>
             <w:vAlign w:val="top"/>
           </w:tcPr>
           <w:p>
@@ -11413,6 +11425,12 @@
         <w:tc>
           <w:tcPr>
             <w:tcW w:w="2613" w:type="dxa"/>
+            <w:tcBorders>
+              <w:top w:val="single" w:sz="4" w:space="0" w:color="BFBFBF"/>
+              <w:left w:val="single" w:sz="4" w:space="0" w:color="BFBFBF"/>
+              <w:bottom w:val="single" w:sz="4" w:space="0" w:color="BFBFBF"/>
+              <w:right w:val="single" w:sz="4" w:space="0" w:color="BFBFBF"/>
+            </w:tcBorders>
             <w:vAlign w:val="top"/>
           </w:tcPr>
           <w:p>
@@ -11424,6 +11442,12 @@
         <w:tc>
           <w:tcPr>
             <w:tcW w:w="2613" w:type="dxa"/>
+            <w:tcBorders>
+              <w:top w:val="single" w:sz="4" w:space="0" w:color="BFBFBF"/>
+              <w:left w:val="single" w:sz="4" w:space="0" w:color="BFBFBF"/>
+              <w:bottom w:val="single" w:sz="4" w:space="0" w:color="BFBFBF"/>
+              <w:right w:val="single" w:sz="4" w:space="0" w:color="BFBFBF"/>
+            </w:tcBorders>
             <w:vAlign w:val="top"/>
           </w:tcPr>
           <w:p>
@@ -11520,6 +11544,12 @@
           <w:tcPr>
             <w:tcW w:w="5224" w:type="dxa"/>
             <w:gridSpan w:val="2"/>
+            <w:tcBorders>
+              <w:top w:val="single" w:sz="4" w:space="0" w:color="BFBFBF"/>
+              <w:left w:val="single" w:sz="4" w:space="0" w:color="BFBFBF"/>
+              <w:bottom w:val="single" w:sz="4" w:space="0" w:color="BFBFBF"/>
+              <w:right w:val="single" w:sz="4" w:space="0" w:color="BFBFBF"/>
+            </w:tcBorders>
             <w:vAlign w:val="top"/>
           </w:tcPr>
           <w:p>
@@ -11532,6 +11562,12 @@
           <w:tcPr>
             <w:tcW w:w="5226" w:type="dxa"/>
             <w:gridSpan w:val="2"/>
+            <w:tcBorders>
+              <w:top w:val="single" w:sz="4" w:space="0" w:color="BFBFBF"/>
+              <w:left w:val="single" w:sz="4" w:space="0" w:color="BFBFBF"/>
+              <w:bottom w:val="single" w:sz="4" w:space="0" w:color="BFBFBF"/>
+              <w:right w:val="single" w:sz="4" w:space="0" w:color="BFBFBF"/>
+            </w:tcBorders>
             <w:vAlign w:val="top"/>
           </w:tcPr>
           <w:p>
@@ -11589,7 +11625,7 @@
     </w:p>
     <w:tbl>
       <w:tblPr>
-        <w:tblStyle w:val="TableGridLight"/>
+        <w:tblStyle w:val="TableGrid"/>
         <w:tblW w:w="5000" w:type="pct"/>
         <w:tblBorders>
           <w:top w:val="single" w:sz="4" w:space="0" w:color="BFBFBF"/>
@@ -11656,6 +11692,12 @@
         <w:tc>
           <w:tcPr>
             <w:tcW w:w="1287" w:type="pct"/>
+            <w:tcBorders>
+              <w:top w:val="single" w:sz="4" w:space="0" w:color="BFBFBF"/>
+              <w:left w:val="single" w:sz="4" w:space="0" w:color="BFBFBF"/>
+              <w:bottom w:val="single" w:sz="4" w:space="0" w:color="BFBFBF"/>
+              <w:right w:val="single" w:sz="4" w:space="0" w:color="BFBFBF"/>
+            </w:tcBorders>
             <w:vAlign w:val="top"/>
           </w:tcPr>
           <w:p>
@@ -11667,6 +11709,12 @@
         <w:tc>
           <w:tcPr>
             <w:tcW w:w="3713" w:type="pct"/>
+            <w:tcBorders>
+              <w:top w:val="single" w:sz="4" w:space="0" w:color="BFBFBF"/>
+              <w:left w:val="single" w:sz="4" w:space="0" w:color="BFBFBF"/>
+              <w:bottom w:val="single" w:sz="4" w:space="0" w:color="BFBFBF"/>
+              <w:right w:val="single" w:sz="4" w:space="0" w:color="BFBFBF"/>
+            </w:tcBorders>
             <w:vAlign w:val="top"/>
           </w:tcPr>
           <w:p>
@@ -11814,7 +11862,7 @@
     </w:p>
     <w:tbl>
       <w:tblPr>
-        <w:tblStyle w:val="TableGridLight"/>
+        <w:tblStyle w:val="TableGrid"/>
         <w:tblW w:w="5000" w:type="pct"/>
         <w:tblBorders>
           <w:top w:val="single" w:sz="4" w:space="0" w:color="BFBFBF"/>
@@ -12528,7 +12576,7 @@
     </w:p>
     <w:tbl>
       <w:tblPr>
-        <w:tblStyle w:val="TableGridLight"/>
+        <w:tblStyle w:val="TableGrid"/>
         <w:tblW w:w="5000" w:type="pct"/>
         <w:tblBorders>
           <w:top w:val="single" w:sz="4" w:space="0" w:color="BFBFBF"/>
@@ -14627,7 +14675,7 @@
     </w:p>
     <w:tbl>
       <w:tblPr>
-        <w:tblStyle w:val="TableGridLight"/>
+        <w:tblStyle w:val="TableGrid"/>
         <w:tblW w:w="5000" w:type="pct"/>
         <w:tblBorders>
           <w:top w:val="single" w:sz="4" w:space="0" w:color="BFBFBF"/>
@@ -15664,7 +15712,7 @@
     </w:p>
     <w:tbl>
       <w:tblPr>
-        <w:tblStyle w:val="TableGridLight"/>
+        <w:tblStyle w:val="TableGrid"/>
         <w:tblW w:w="5000" w:type="pct"/>
         <w:tblBorders>
           <w:top w:val="single" w:sz="4" w:space="0" w:color="BFBFBF"/>
@@ -16112,7 +16160,7 @@
     </w:p>
     <w:tbl>
       <w:tblPr>
-        <w:tblStyle w:val="TableGridLight"/>
+        <w:tblStyle w:val="TableGrid"/>
         <w:tblW w:w="5000" w:type="pct"/>
         <w:tblBorders>
           <w:top w:val="single" w:sz="4" w:space="0" w:color="BFBFBF"/>
@@ -16421,7 +16469,7 @@
     </w:p>
     <w:tbl>
       <w:tblPr>
-        <w:tblStyle w:val="TableGridLight"/>
+        <w:tblStyle w:val="TableGrid"/>
         <w:tblW w:w="5000" w:type="pct"/>
         <w:tblBorders>
           <w:top w:val="single" w:sz="4" w:space="0" w:color="BFBFBF"/>
